--- a/Question Bank/mysql_groupby_questions_only.docx
+++ b/Question Bank/mysql_groupby_questions_only.docx
@@ -837,7 +837,50 @@
     </w:p>
     <w:p>
       <w:r>
-        <w:t>#Pending</w:t>
+        <w:t xml:space="preserve">With temp as (select </w:t>
+      </w:r>
+      <w:proofErr w:type="spellStart"/>
+      <w:r>
+        <w:t>skill,salary,mac</w:t>
+      </w:r>
+      <w:proofErr w:type="spellEnd"/>
+      <w:r>
+        <w:t xml:space="preserve">(salary) over (partition by skill) as </w:t>
+      </w:r>
+      <w:proofErr w:type="spellStart"/>
+      <w:r>
+        <w:t>max_salary,min</w:t>
+      </w:r>
+      <w:proofErr w:type="spellEnd"/>
+      <w:r>
+        <w:t xml:space="preserve">(salary) over (partition by skill) as </w:t>
+      </w:r>
+      <w:proofErr w:type="spellStart"/>
+      <w:r>
+        <w:t>min_salary</w:t>
+      </w:r>
+      <w:proofErr w:type="spellEnd"/>
+      <w:r>
+        <w:t xml:space="preserve"> from employee</w:t>
+      </w:r>
+      <w:r>
+        <w:t>) select distinct(skill) from temp where (</w:t>
+      </w:r>
+      <w:proofErr w:type="spellStart"/>
+      <w:r>
+        <w:t>max_salary</w:t>
+      </w:r>
+      <w:proofErr w:type="spellEnd"/>
+      <w:r>
+        <w:t xml:space="preserve"> - </w:t>
+      </w:r>
+      <w:proofErr w:type="spellStart"/>
+      <w:r>
+        <w:t>min_salary</w:t>
+      </w:r>
+      <w:proofErr w:type="spellEnd"/>
+      <w:r>
+        <w:t>) &gt;= 20000;</w:t>
       </w:r>
     </w:p>
     <w:p>
@@ -894,6 +937,11 @@
     </w:p>
     <w:p/>
     <w:p>
+      <w:pPr>
+        <w:rPr>
+          <w:sz w:val="24"/>
+        </w:rPr>
+      </w:pPr>
       <w:r>
         <w:rPr>
           <w:sz w:val="24"/>
@@ -903,11 +951,110 @@
     </w:p>
     <w:p>
       <w:r>
+        <w:t xml:space="preserve">With temp as ( </w:t>
+      </w:r>
+      <w:r>
+        <w:t xml:space="preserve">WITH temp AS (SELECT department, COUNT(*) AS </w:t>
+      </w:r>
+      <w:proofErr w:type="spellStart"/>
+      <w:r>
+        <w:t>total_emp_count</w:t>
+      </w:r>
+      <w:proofErr w:type="spellEnd"/>
+      <w:r>
+        <w:t xml:space="preserve">    FROM employee</w:t>
+      </w:r>
+      <w:r>
+        <w:t xml:space="preserve"> </w:t>
+      </w:r>
+      <w:r>
+        <w:t>GROUP BY department)SELECT *</w:t>
+      </w:r>
+      <w:r>
+        <w:t xml:space="preserve"> </w:t>
+      </w:r>
+      <w:r>
+        <w:t>FROM temp</w:t>
+      </w:r>
+      <w:r>
+        <w:t xml:space="preserve"> </w:t>
+      </w:r>
+      <w:r>
+        <w:t xml:space="preserve">WHERE </w:t>
+      </w:r>
+      <w:proofErr w:type="spellStart"/>
+      <w:r>
+        <w:t>total_emp_count</w:t>
+      </w:r>
+      <w:proofErr w:type="spellEnd"/>
+      <w:r>
+        <w:t xml:space="preserve"> IN (SELECT </w:t>
+      </w:r>
+      <w:proofErr w:type="spellStart"/>
+      <w:r>
+        <w:t>total_emp_count</w:t>
+      </w:r>
+      <w:proofErr w:type="spellEnd"/>
+      <w:r>
+        <w:t xml:space="preserve"> </w:t>
+      </w:r>
+      <w:r>
+        <w:t xml:space="preserve">FROM temp GROUP BY </w:t>
+      </w:r>
+      <w:proofErr w:type="spellStart"/>
+      <w:r>
+        <w:t>total_emp_count</w:t>
+      </w:r>
+      <w:proofErr w:type="spellEnd"/>
+      <w:r>
+        <w:t xml:space="preserve"> </w:t>
+      </w:r>
+      <w:r>
+        <w:t>HAVING COUNT(*) &gt; 1);</w:t>
+      </w:r>
+    </w:p>
+    <w:p>
+      <w:pPr>
+        <w:rPr>
+          <w:sz w:val="24"/>
+        </w:rPr>
+      </w:pPr>
+      <w:r>
         <w:rPr>
           <w:sz w:val="24"/>
         </w:rPr>
         <w:t>40. Find Skills Where Total Salary is More Than Average Total Salary of All Skills</w:t>
       </w:r>
+    </w:p>
+    <w:p>
+      <w:r>
+        <w:rPr>
+          <w:sz w:val="24"/>
+        </w:rPr>
+        <w:t xml:space="preserve">With temp as (select skill, salary, avg(salary) over(partition by skill) as </w:t>
+      </w:r>
+      <w:proofErr w:type="spellStart"/>
+      <w:r>
+        <w:rPr>
+          <w:sz w:val="24"/>
+        </w:rPr>
+        <w:t>average_salary</w:t>
+      </w:r>
+      <w:proofErr w:type="spellEnd"/>
+      <w:r>
+        <w:rPr>
+          <w:sz w:val="24"/>
+        </w:rPr>
+        <w:t xml:space="preserve"> from employee)select distinct(skill) from temp where salary &gt; </w:t>
+      </w:r>
+      <w:proofErr w:type="spellStart"/>
+      <w:r>
+        <w:rPr>
+          <w:sz w:val="24"/>
+        </w:rPr>
+        <w:t>average_salary</w:t>
+      </w:r>
+      <w:proofErr w:type="spellEnd"/>
     </w:p>
     <w:sectPr>
       <w:pgSz w:w="12240" w:h="15840"/>
